--- a/lessons/6-10/homework.docx
+++ b/lessons/6-10/homework.docx
@@ -80,7 +80,7 @@
         <w:spacing w:after="60" w:before="0"/>
       </w:pPr>
       <w:r>
-        <w:t xml:space="preserve">Content: I can divide mixed numbers by first changing them to improper fractions.</w:t>
+        <w:t xml:space="preserve">Content: I can explain what dividing with mixed numbers means, rewrite them as improper fractions, find the quotient with common denominators or by multiplying by the reciprocal, and check it by multiplying.</w:t>
       </w:r>
     </w:p>
     <w:p>
@@ -88,7 +88,7 @@
         <w:spacing w:after="60" w:before="0"/>
       </w:pPr>
       <w:r>
-        <w:t xml:space="preserve">Language: I can explain my steps using the words mixed number, improper fraction, convert, reciprocal, and simplify.</w:t>
+        <w:t xml:space="preserve">Language: I can explain my steps and why they work, using the words mixed number, improper fraction, convert, reciprocal, and simplify.</w:t>
       </w:r>
     </w:p>
     <w:p>
@@ -115,7 +115,7 @@
           <wp:inline distT="0" distB="0" distL="0" distR="0">
             <wp:extent cx="1047750" cy="790575"/>
             <wp:effectExtent t="0" r="0" b="0" l="0"/>
-            <wp:docPr id="1" name="" descr="" title=""/>
+            <wp:docPr id="1" name="Divide Mixed Numbers" descr="Picture illustrating the vocabulary word &quot;Divide Mixed Numbers&quot;" title="Divide Mixed Numbers"/>
             <wp:cNvGraphicFramePr>
               <a:graphicFrameLocks xmlns:a="http://schemas.openxmlformats.org/drawingml/2006/main" noChangeAspect="1"/>
             </wp:cNvGraphicFramePr>
@@ -178,7 +178,7 @@
           <wp:inline distT="0" distB="0" distL="0" distR="0">
             <wp:extent cx="1047750" cy="790575"/>
             <wp:effectExtent t="0" r="0" b="0" l="0"/>
-            <wp:docPr id="1" name="" descr="" title=""/>
+            <wp:docPr id="1" name="Mixed Number" descr="Picture illustrating the vocabulary word &quot;Mixed Number&quot;" title="Mixed Number"/>
             <wp:cNvGraphicFramePr>
               <a:graphicFrameLocks xmlns:a="http://schemas.openxmlformats.org/drawingml/2006/main" noChangeAspect="1"/>
             </wp:cNvGraphicFramePr>
@@ -241,7 +241,7 @@
           <wp:inline distT="0" distB="0" distL="0" distR="0">
             <wp:extent cx="1047750" cy="790575"/>
             <wp:effectExtent t="0" r="0" b="0" l="0"/>
-            <wp:docPr id="1" name="" descr="" title=""/>
+            <wp:docPr id="1" name="Improper Fraction" descr="Picture illustrating the vocabulary word &quot;Improper Fraction&quot;" title="Improper Fraction"/>
             <wp:cNvGraphicFramePr>
               <a:graphicFrameLocks xmlns:a="http://schemas.openxmlformats.org/drawingml/2006/main" noChangeAspect="1"/>
             </wp:cNvGraphicFramePr>
@@ -304,7 +304,7 @@
           <wp:inline distT="0" distB="0" distL="0" distR="0">
             <wp:extent cx="1047750" cy="790575"/>
             <wp:effectExtent t="0" r="0" b="0" l="0"/>
-            <wp:docPr id="1" name="" descr="" title=""/>
+            <wp:docPr id="1" name="Convert" descr="Picture illustrating the vocabulary word &quot;Convert&quot;" title="Convert"/>
             <wp:cNvGraphicFramePr>
               <a:graphicFrameLocks xmlns:a="http://schemas.openxmlformats.org/drawingml/2006/main" noChangeAspect="1"/>
             </wp:cNvGraphicFramePr>
@@ -367,7 +367,7 @@
           <wp:inline distT="0" distB="0" distL="0" distR="0">
             <wp:extent cx="1047750" cy="790575"/>
             <wp:effectExtent t="0" r="0" b="0" l="0"/>
-            <wp:docPr id="1" name="" descr="" title=""/>
+            <wp:docPr id="1" name="Simplify" descr="Picture illustrating the vocabulary word &quot;Simplify&quot;" title="Simplify"/>
             <wp:cNvGraphicFramePr>
               <a:graphicFrameLocks xmlns:a="http://schemas.openxmlformats.org/drawingml/2006/main" noChangeAspect="1"/>
             </wp:cNvGraphicFramePr>
@@ -430,7 +430,7 @@
           <wp:inline distT="0" distB="0" distL="0" distR="0">
             <wp:extent cx="1047750" cy="790575"/>
             <wp:effectExtent t="0" r="0" b="0" l="0"/>
-            <wp:docPr id="1" name="" descr="" title=""/>
+            <wp:docPr id="1" name="Reciprocal" descr="Picture illustrating the vocabulary word &quot;Reciprocal&quot;" title="Reciprocal"/>
             <wp:cNvGraphicFramePr>
               <a:graphicFrameLocks xmlns:a="http://schemas.openxmlformats.org/drawingml/2006/main" noChangeAspect="1"/>
             </wp:cNvGraphicFramePr>
@@ -479,7 +479,7 @@
         <w:t xml:space="preserve">Reciprocal (Recíproco)</w:t>
       </w:r>
       <w:r>
-        <w:t xml:space="preserve"> — A fraction turned upside down. You use it in keep-change-flip.</w:t>
+        <w:t xml:space="preserve"> — A fraction turned upside down. Dividing by a fraction gives the same answer as multiplying by its reciprocal.</w:t>
       </w:r>
     </w:p>
     <w:p>
@@ -524,15 +524,15 @@
         <w:spacing w:after="40" w:before="0"/>
       </w:pPr>
       <w:r>
-        <w:t xml:space="preserve">     A. 2</w:t>
-      </w:r>
-    </w:p>
-    <w:p>
-      <w:pPr>
-        <w:spacing w:after="40" w:before="0"/>
-      </w:pPr>
-      <w:r>
-        <w:t xml:space="preserve">     B. 1 1/8</w:t>
+        <w:t xml:space="preserve">     A. 1 1/8</w:t>
+      </w:r>
+    </w:p>
+    <w:p>
+      <w:pPr>
+        <w:spacing w:after="40" w:before="0"/>
+      </w:pPr>
+      <w:r>
+        <w:t xml:space="preserve">     B. 2</w:t>
       </w:r>
     </w:p>
     <w:p>
@@ -579,7 +579,7 @@
         <w:spacing w:after="40" w:before="0"/>
       </w:pPr>
       <w:r>
-        <w:t xml:space="preserve">     A. 17/5</w:t>
+        <w:t xml:space="preserve">     A. 6/5</w:t>
       </w:r>
     </w:p>
     <w:p>
@@ -595,7 +595,7 @@
         <w:spacing w:after="40" w:before="0"/>
       </w:pPr>
       <w:r>
-        <w:t xml:space="preserve">     C. 6/5</w:t>
+        <w:t xml:space="preserve">     C. 17/5</w:t>
       </w:r>
     </w:p>
     <w:p>
@@ -689,7 +689,7 @@
                 <w:b/>
                 <w:bCs/>
               </w:rPr>
-              <w:t xml:space="preserve">Keep-Change-Flip</w:t>
+              <w:t xml:space="preserve">The reciprocal shortcut</w:t>
             </w:r>
           </w:p>
         </w:tc>
@@ -1174,23 +1174,23 @@
         <w:spacing w:after="40" w:before="0"/>
       </w:pPr>
       <w:r>
-        <w:t xml:space="preserve">     A. 3 batches</w:t>
-      </w:r>
-    </w:p>
-    <w:p>
-      <w:pPr>
-        <w:spacing w:after="40" w:before="0"/>
-      </w:pPr>
-      <w:r>
-        <w:t xml:space="preserve">     B. 1 1/2 batches</w:t>
-      </w:r>
-    </w:p>
-    <w:p>
-      <w:pPr>
-        <w:spacing w:after="40" w:before="0"/>
-      </w:pPr>
-      <w:r>
-        <w:t xml:space="preserve">     C. 2 batches</w:t>
+        <w:t xml:space="preserve">     A. 1 1/2 batches</w:t>
+      </w:r>
+    </w:p>
+    <w:p>
+      <w:pPr>
+        <w:spacing w:after="40" w:before="0"/>
+      </w:pPr>
+      <w:r>
+        <w:t xml:space="preserve">     B. 2 batches</w:t>
+      </w:r>
+    </w:p>
+    <w:p>
+      <w:pPr>
+        <w:spacing w:after="40" w:before="0"/>
+      </w:pPr>
+      <w:r>
+        <w:t xml:space="preserve">     C. 3 batches</w:t>
       </w:r>
     </w:p>
     <w:p>
@@ -1237,7 +1237,7 @@
         <w:spacing w:after="40" w:before="0"/>
       </w:pPr>
       <w:r>
-        <w:t xml:space="preserve">   Step 2 (Keep, Change, Flip (skipped converting)): 3 1/3 × 3/2</w:t>
+        <w:t xml:space="preserve">   Step 2 (Multiply by the reciprocal (skipped converting)): 3 1/3 × 3/2</w:t>
       </w:r>
     </w:p>
     <w:p>
@@ -1310,31 +1310,196 @@
           <w:b/>
           <w:bCs/>
         </w:rPr>
-        <w:t xml:space="preserve">7. Mission 1: The stakeout shift is 4 1/2 hours long. Each agent covers a 1 1/2-hour watch. How many agent watches fill one shift?</w:t>
-      </w:r>
-    </w:p>
-    <w:p>
-      <w:pPr>
-        <w:spacing w:after="40" w:before="0"/>
-      </w:pPr>
-      <w:r>
-        <w:t xml:space="preserve">     A. 3</w:t>
-      </w:r>
-    </w:p>
-    <w:p>
-      <w:pPr>
-        <w:spacing w:after="40" w:before="0"/>
-      </w:pPr>
-      <w:r>
-        <w:t xml:space="preserve">     B. 6</w:t>
-      </w:r>
-    </w:p>
-    <w:p>
-      <w:pPr>
-        <w:spacing w:after="40" w:before="0"/>
-      </w:pPr>
-      <w:r>
-        <w:t xml:space="preserve">     C. 2 1/2</w:t>
+        <w:t xml:space="preserve">7. Agent Chen has walked 2 1/4 miles, which is 3/4 of her whole route. How long is the whole route? (2 1/4 ÷ 3/4 asks how much is in one whole route.)</w:t>
+      </w:r>
+    </w:p>
+    <w:p>
+      <w:pPr>
+        <w:spacing w:after="40" w:before="0"/>
+      </w:pPr>
+      <w:r>
+        <w:t xml:space="preserve">     A. 1 11/16 miles</w:t>
+      </w:r>
+    </w:p>
+    <w:p>
+      <w:pPr>
+        <w:spacing w:after="40" w:before="0"/>
+      </w:pPr>
+      <w:r>
+        <w:t xml:space="preserve">     B. 3 miles</w:t>
+      </w:r>
+    </w:p>
+    <w:p>
+      <w:pPr>
+        <w:spacing w:after="40" w:before="0"/>
+      </w:pPr>
+      <w:r>
+        <w:t xml:space="preserve">     C. 1/3 mile</w:t>
+      </w:r>
+    </w:p>
+    <w:p>
+      <w:pPr>
+        <w:spacing w:after="40" w:before="0"/>
+      </w:pPr>
+      <w:r>
+        <w:t xml:space="preserve">     D. 2 1/3 miles</w:t>
+      </w:r>
+    </w:p>
+    <w:p>
+      <w:pPr>
+        <w:spacing w:after="60" w:before="120"/>
+      </w:pPr>
+      <w:r>
+        <w:rPr>
+          <w:color w:val="BBBBBB"/>
+        </w:rPr>
+        <w:t xml:space="preserve">______________________________________________________________________</w:t>
+      </w:r>
+    </w:p>
+    <w:p>
+      <w:pPr>
+        <w:spacing w:after="80" w:before="0"/>
+      </w:pPr>
+      <w:r>
+        <w:rPr>
+          <w:b/>
+          <w:bCs/>
+        </w:rPr>
+        <w:t xml:space="preserve">8. A 4 1/2-cup jar of fingerprint gel fills exactly 1 1/2 test kits. How much gel is in ONE kit? (4 1/2 ÷ 1 1/2 asks how much is in one whole kit.)</w:t>
+      </w:r>
+    </w:p>
+    <w:p>
+      <w:pPr>
+        <w:spacing w:after="40" w:before="0"/>
+      </w:pPr>
+      <w:r>
+        <w:t xml:space="preserve">     A. 6 3/4 cups</w:t>
+      </w:r>
+    </w:p>
+    <w:p>
+      <w:pPr>
+        <w:spacing w:after="40" w:before="0"/>
+      </w:pPr>
+      <w:r>
+        <w:t xml:space="preserve">     B. 1/3 cup</w:t>
+      </w:r>
+    </w:p>
+    <w:p>
+      <w:pPr>
+        <w:spacing w:after="40" w:before="0"/>
+      </w:pPr>
+      <w:r>
+        <w:t xml:space="preserve">     C. 3 cups</w:t>
+      </w:r>
+    </w:p>
+    <w:p>
+      <w:pPr>
+        <w:spacing w:after="40" w:before="0"/>
+      </w:pPr>
+      <w:r>
+        <w:t xml:space="preserve">     D. 4 1/3 cups</w:t>
+      </w:r>
+    </w:p>
+    <w:p>
+      <w:pPr>
+        <w:spacing w:after="60" w:before="120"/>
+      </w:pPr>
+      <w:r>
+        <w:rPr>
+          <w:color w:val="BBBBBB"/>
+        </w:rPr>
+        <w:t xml:space="preserve">______________________________________________________________________</w:t>
+      </w:r>
+    </w:p>
+    <w:p>
+      <w:pPr>
+        <w:spacing w:after="80" w:before="0"/>
+      </w:pPr>
+      <w:r>
+        <w:rPr>
+          <w:b/>
+          <w:bCs/>
+        </w:rPr>
+        <w:t xml:space="preserve">9. Mission 1: The stakeout shift is 4 1/2 hours long. Each agent covers a 1 1/2-hour watch. How many agent watches fill one shift?</w:t>
+      </w:r>
+    </w:p>
+    <w:p>
+      <w:pPr>
+        <w:spacing w:after="40" w:before="0"/>
+      </w:pPr>
+      <w:r>
+        <w:t xml:space="preserve">     A. 2 1/2</w:t>
+      </w:r>
+    </w:p>
+    <w:p>
+      <w:pPr>
+        <w:spacing w:after="40" w:before="0"/>
+      </w:pPr>
+      <w:r>
+        <w:t xml:space="preserve">     B. 3</w:t>
+      </w:r>
+    </w:p>
+    <w:p>
+      <w:pPr>
+        <w:spacing w:after="40" w:before="0"/>
+      </w:pPr>
+      <w:r>
+        <w:t xml:space="preserve">     C. 4 1/2</w:t>
+      </w:r>
+    </w:p>
+    <w:p>
+      <w:pPr>
+        <w:spacing w:after="40" w:before="0"/>
+      </w:pPr>
+      <w:r>
+        <w:t xml:space="preserve">     D. 6</w:t>
+      </w:r>
+    </w:p>
+    <w:p>
+      <w:pPr>
+        <w:spacing w:after="60" w:before="120"/>
+      </w:pPr>
+      <w:r>
+        <w:rPr>
+          <w:color w:val="BBBBBB"/>
+        </w:rPr>
+        <w:t xml:space="preserve">______________________________________________________________________</w:t>
+      </w:r>
+    </w:p>
+    <w:p>
+      <w:pPr>
+        <w:spacing w:after="80" w:before="0"/>
+      </w:pPr>
+      <w:r>
+        <w:rPr>
+          <w:b/>
+          <w:bCs/>
+        </w:rPr>
+        <w:t xml:space="preserve">10. Mission 2: A surveillance route is 3 miles long, split into 1 1/2-mile patrol sections. How many sections are on the route?</w:t>
+      </w:r>
+    </w:p>
+    <w:p>
+      <w:pPr>
+        <w:spacing w:after="40" w:before="0"/>
+      </w:pPr>
+      <w:r>
+        <w:t xml:space="preserve">     A. 1 1/2</w:t>
+      </w:r>
+    </w:p>
+    <w:p>
+      <w:pPr>
+        <w:spacing w:after="40" w:before="0"/>
+      </w:pPr>
+      <w:r>
+        <w:t xml:space="preserve">     B. 2</w:t>
+      </w:r>
+    </w:p>
+    <w:p>
+      <w:pPr>
+        <w:spacing w:after="40" w:before="0"/>
+      </w:pPr>
+      <w:r>
+        <w:t xml:space="preserve">     C. 3</w:t>
       </w:r>
     </w:p>
     <w:p>
@@ -1345,277 +1510,6 @@
         <w:t xml:space="preserve">     D. 4 1/2</w:t>
       </w:r>
     </w:p>
-    <w:p>
-      <w:pPr>
-        <w:spacing w:after="60" w:before="120"/>
-      </w:pPr>
-      <w:r>
-        <w:rPr>
-          <w:color w:val="BBBBBB"/>
-        </w:rPr>
-        <w:t xml:space="preserve">______________________________________________________________________</w:t>
-      </w:r>
-    </w:p>
-    <w:p>
-      <w:pPr>
-        <w:spacing w:after="80" w:before="0"/>
-      </w:pPr>
-      <w:r>
-        <w:rPr>
-          <w:b/>
-          <w:bCs/>
-        </w:rPr>
-        <w:t xml:space="preserve">8. Mission 2: A surveillance route is 3 miles long, split into 1 1/2-mile patrol sections. How many sections are on the route?</w:t>
-      </w:r>
-    </w:p>
-    <w:p>
-      <w:pPr>
-        <w:spacing w:after="40" w:before="0"/>
-      </w:pPr>
-      <w:r>
-        <w:t xml:space="preserve">     A. 2</w:t>
-      </w:r>
-    </w:p>
-    <w:p>
-      <w:pPr>
-        <w:spacing w:after="40" w:before="0"/>
-      </w:pPr>
-      <w:r>
-        <w:t xml:space="preserve">     B. 1 1/2</w:t>
-      </w:r>
-    </w:p>
-    <w:p>
-      <w:pPr>
-        <w:spacing w:after="40" w:before="0"/>
-      </w:pPr>
-      <w:r>
-        <w:t xml:space="preserve">     C. 4 1/2</w:t>
-      </w:r>
-    </w:p>
-    <w:p>
-      <w:pPr>
-        <w:spacing w:after="40" w:before="0"/>
-      </w:pPr>
-      <w:r>
-        <w:t xml:space="preserve">     D. 3</w:t>
-      </w:r>
-    </w:p>
-    <w:p>
-      <w:pPr>
-        <w:spacing w:after="60" w:before="120"/>
-      </w:pPr>
-      <w:r>
-        <w:rPr>
-          <w:color w:val="BBBBBB"/>
-        </w:rPr>
-        <w:t xml:space="preserve">______________________________________________________________________</w:t>
-      </w:r>
-    </w:p>
-    <w:p>
-      <w:pPr>
-        <w:spacing w:after="80" w:before="0"/>
-      </w:pPr>
-      <w:r>
-        <w:rPr>
-          <w:b/>
-          <w:bCs/>
-        </w:rPr>
-        <w:t xml:space="preserve">9. Mission 3: There are 7 1/2 feet of caution tape to seal a crime scene. Each doorway needs 2 1/2 feet. How many doorways can be sealed?</w:t>
-      </w:r>
-    </w:p>
-    <w:p>
-      <w:pPr>
-        <w:spacing w:after="40" w:before="0"/>
-      </w:pPr>
-      <w:r>
-        <w:t xml:space="preserve">     A. 3</w:t>
-      </w:r>
-    </w:p>
-    <w:p>
-      <w:pPr>
-        <w:spacing w:after="40" w:before="0"/>
-      </w:pPr>
-      <w:r>
-        <w:t xml:space="preserve">     B. 5</w:t>
-      </w:r>
-    </w:p>
-    <w:p>
-      <w:pPr>
-        <w:spacing w:after="40" w:before="0"/>
-      </w:pPr>
-      <w:r>
-        <w:t xml:space="preserve">     C. 2 1/2</w:t>
-      </w:r>
-    </w:p>
-    <w:p>
-      <w:pPr>
-        <w:spacing w:after="40" w:before="0"/>
-      </w:pPr>
-      <w:r>
-        <w:t xml:space="preserve">     D. 10</w:t>
-      </w:r>
-    </w:p>
-    <w:p>
-      <w:pPr>
-        <w:spacing w:after="60" w:before="120"/>
-      </w:pPr>
-      <w:r>
-        <w:rPr>
-          <w:color w:val="BBBBBB"/>
-        </w:rPr>
-        <w:t xml:space="preserve">______________________________________________________________________</w:t>
-      </w:r>
-    </w:p>
-    <w:p>
-      <w:pPr>
-        <w:spacing w:after="80" w:before="0"/>
-      </w:pPr>
-      <w:r>
-        <w:rPr>
-          <w:b/>
-          <w:bCs/>
-        </w:rPr>
-        <w:t xml:space="preserve">10. Mission 4: Match each suspect's case-file number (a mixed number) to its decoded improper fraction.</w:t>
-      </w:r>
-    </w:p>
-    <w:tbl>
-      <w:tblPr>
-        <w:tblW w:type="pct" w:w="100%"/>
-        <w:tblBorders>
-          <w:top w:val="single" w:color="auto" w:sz="4"/>
-          <w:left w:val="single" w:color="auto" w:sz="4"/>
-          <w:bottom w:val="single" w:color="auto" w:sz="4"/>
-          <w:right w:val="single" w:color="auto" w:sz="4"/>
-          <w:insideH w:val="single" w:color="auto" w:sz="4"/>
-          <w:insideV w:val="single" w:color="auto" w:sz="4"/>
-        </w:tblBorders>
-      </w:tblPr>
-      <w:tblGrid>
-        <w:gridCol w:w="100"/>
-        <w:gridCol w:w="100"/>
-      </w:tblGrid>
-      <w:tr>
-        <w:trPr>
-          <w:tblHeader/>
-        </w:trPr>
-        <w:tc>
-          <w:tcPr>
-            <w:tcW w:type="pct" w:w="50%"/>
-          </w:tcPr>
-          <w:p>
-            <w:r>
-              <w:rPr>
-                <w:b/>
-                <w:bCs/>
-              </w:rPr>
-              <w:t xml:space="preserve">Item</w:t>
-            </w:r>
-          </w:p>
-        </w:tc>
-        <w:tc>
-          <w:tcPr>
-            <w:tcW w:type="pct" w:w="50%"/>
-          </w:tcPr>
-          <w:p>
-            <w:r>
-              <w:rPr>
-                <w:b/>
-                <w:bCs/>
-              </w:rPr>
-              <w:t xml:space="preserve">Answer choices</w:t>
-            </w:r>
-          </w:p>
-        </w:tc>
-      </w:tr>
-      <w:tr>
-        <w:tc>
-          <w:tcPr>
-            <w:tcW w:type="pct" w:w="50%"/>
-          </w:tcPr>
-          <w:p>
-            <w:r>
-              <w:t xml:space="preserve">____  5 1/4</w:t>
-            </w:r>
-          </w:p>
-        </w:tc>
-        <w:tc>
-          <w:tcPr>
-            <w:tcW w:type="pct" w:w="50%"/>
-          </w:tcPr>
-          <w:p>
-            <w:r>
-              <w:t xml:space="preserve">D. 14/3</w:t>
-            </w:r>
-          </w:p>
-        </w:tc>
-      </w:tr>
-      <w:tr>
-        <w:tc>
-          <w:tcPr>
-            <w:tcW w:type="pct" w:w="50%"/>
-          </w:tcPr>
-          <w:p>
-            <w:r>
-              <w:t xml:space="preserve">____  2 3/5</w:t>
-            </w:r>
-          </w:p>
-        </w:tc>
-        <w:tc>
-          <w:tcPr>
-            <w:tcW w:type="pct" w:w="50%"/>
-          </w:tcPr>
-          <w:p>
-            <w:r>
-              <w:t xml:space="preserve">C. 19/6</w:t>
-            </w:r>
-          </w:p>
-        </w:tc>
-      </w:tr>
-      <w:tr>
-        <w:tc>
-          <w:tcPr>
-            <w:tcW w:type="pct" w:w="50%"/>
-          </w:tcPr>
-          <w:p>
-            <w:r>
-              <w:t xml:space="preserve">____  3 1/6</w:t>
-            </w:r>
-          </w:p>
-        </w:tc>
-        <w:tc>
-          <w:tcPr>
-            <w:tcW w:type="pct" w:w="50%"/>
-          </w:tcPr>
-          <w:p>
-            <w:r>
-              <w:t xml:space="preserve">B. 13/5</w:t>
-            </w:r>
-          </w:p>
-        </w:tc>
-      </w:tr>
-      <w:tr>
-        <w:tc>
-          <w:tcPr>
-            <w:tcW w:type="pct" w:w="50%"/>
-          </w:tcPr>
-          <w:p>
-            <w:r>
-              <w:t xml:space="preserve">____  4 2/3</w:t>
-            </w:r>
-          </w:p>
-        </w:tc>
-        <w:tc>
-          <w:tcPr>
-            <w:tcW w:type="pct" w:w="50%"/>
-          </w:tcPr>
-          <w:p>
-            <w:r>
-              <w:t xml:space="preserve">A. 21/4</w:t>
-            </w:r>
-          </w:p>
-        </w:tc>
-      </w:tr>
-    </w:tbl>
     <w:p>
       <w:pPr>
         <w:spacing w:after="60" w:before="120"/>
@@ -1654,7 +1548,7 @@
           <w:b/>
           <w:bCs/>
         </w:rPr>
-        <w:t xml:space="preserve">1. A. 2</w:t>
+        <w:t xml:space="preserve">1. B. 2</w:t>
       </w:r>
     </w:p>
     <w:p>
@@ -1674,19 +1568,19 @@
           <w:i/>
           <w:iCs/>
         </w:rPr>
-        <w:t xml:space="preserve">     Watch for: A common mistake in Divide Mixed Numbers is dividing the whole-number parts and fraction parts separately instead of converting first — for example, treating 4 1/2 ÷ 1 1/2 as (4 ÷ 1) + (1/2 ÷ 1/2) = 5. Always convert each mixed number to one improper fraction first, then divide using Keep, Change, Flip: 4 1/2 ÷ 1 1/2 = 9/2 ÷ 3/2 = 9/2 × 2/3 = 3.</w:t>
-      </w:r>
-    </w:p>
-    <w:p>
-      <w:pPr>
-        <w:spacing w:after="40" w:before="0"/>
-      </w:pPr>
-      <w:r>
-        <w:rPr>
-          <w:b/>
-          <w:bCs/>
-        </w:rPr>
-        <w:t xml:space="preserve">2. A. 17/5</w:t>
+        <w:t xml:space="preserve">     Watch for: A common mistake in Divide Mixed Numbers is dividing the whole-number parts and fraction parts separately instead of converting first — for example, treating 4 1/2 ÷ 1 1/2 as (4 ÷ 1) + (1/2 ÷ 1/2) = 5. Always convert each mixed number to one improper fraction first, then divide using the reciprocal shortcut: 4 1/2 ÷ 1 1/2 = 9/2 ÷ 3/2 = 9/2 × 2/3 = 3.</w:t>
+      </w:r>
+    </w:p>
+    <w:p>
+      <w:pPr>
+        <w:spacing w:after="40" w:before="0"/>
+      </w:pPr>
+      <w:r>
+        <w:rPr>
+          <w:b/>
+          <w:bCs/>
+        </w:rPr>
+        <w:t xml:space="preserve">2. C. 17/5</w:t>
       </w:r>
     </w:p>
     <w:p>
@@ -1706,7 +1600,7 @@
           <w:i/>
           <w:iCs/>
         </w:rPr>
-        <w:t xml:space="preserve">     Watch for: A common mistake in Divide Mixed Numbers is dividing the whole-number parts and fraction parts separately instead of converting first — for example, treating 4 1/2 ÷ 1 1/2 as (4 ÷ 1) + (1/2 ÷ 1/2) = 5. Always convert each mixed number to one improper fraction first, then divide using Keep, Change, Flip: 4 1/2 ÷ 1 1/2 = 9/2 ÷ 3/2 = 9/2 × 2/3 = 3.</w:t>
+        <w:t xml:space="preserve">     Watch for: A common mistake in Divide Mixed Numbers is dividing the whole-number parts and fraction parts separately instead of converting first — for example, treating 4 1/2 ÷ 1 1/2 as (4 ÷ 1) + (1/2 ÷ 1/2) = 5. Always convert each mixed number to one improper fraction first, then divide using the reciprocal shortcut: 4 1/2 ÷ 1 1/2 = 9/2 ÷ 3/2 = 9/2 × 2/3 = 3.</w:t>
       </w:r>
     </w:p>
     <w:p>
@@ -1838,7 +1732,7 @@
           <w:b/>
           <w:bCs/>
         </w:rPr>
-        <w:t xml:space="preserve">5. A. 3 batches</w:t>
+        <w:t xml:space="preserve">5. C. 3 batches</w:t>
       </w:r>
     </w:p>
     <w:p>
@@ -1858,7 +1752,7 @@
           <w:i/>
           <w:iCs/>
         </w:rPr>
-        <w:t xml:space="preserve">     Watch for: A common mistake in Divide Mixed Numbers is dividing the whole-number parts and fraction parts separately instead of converting first — for example, treating 4 1/2 ÷ 1 1/2 as (4 ÷ 1) + (1/2 ÷ 1/2) = 5. Always convert each mixed number to one improper fraction first, then divide using Keep, Change, Flip: 4 1/2 ÷ 1 1/2 = 9/2 ÷ 3/2 = 9/2 × 2/3 = 3.</w:t>
+        <w:t xml:space="preserve">     Watch for: A common mistake in Divide Mixed Numbers is dividing the whole-number parts and fraction parts separately instead of converting first — for example, treating 4 1/2 ÷ 1 1/2 as (4 ÷ 1) + (1/2 ÷ 1/2) = 5. Always convert each mixed number to one improper fraction first, then divide using the reciprocal shortcut: 4 1/2 ÷ 1 1/2 = 9/2 ÷ 3/2 = 9/2 × 2/3 = 3.</w:t>
       </w:r>
     </w:p>
     <w:p>
@@ -1894,19 +1788,19 @@
         <w:spacing w:after="80" w:before="0"/>
       </w:pPr>
       <w:r>
-        <w:t xml:space="preserve">     Watch for: The break happens at the second step: the student jumped straight to Keep, Change, Flip while 3 1/3 was still a mixed number, then multiplied only the fraction part. Convert first — 3 1/3 = 10/3 — then 10/3 × 3/2 = 30/6 = 5, not 3 1/2.</w:t>
-      </w:r>
-    </w:p>
-    <w:p>
-      <w:pPr>
-        <w:spacing w:after="40" w:before="0"/>
-      </w:pPr>
-      <w:r>
-        <w:rPr>
-          <w:b/>
-          <w:bCs/>
-        </w:rPr>
-        <w:t xml:space="preserve">7. A. 3</w:t>
+        <w:t xml:space="preserve">     Watch for: The break happens at the second step: the student jumped straight to multiplying by the reciprocal while 3 1/3 was still a mixed number, then multiplied only the fraction part. Convert first — 3 1/3 = 10/3 — then 10/3 × 3/2 = 30/6 = 5, not 3 1/2.</w:t>
+      </w:r>
+    </w:p>
+    <w:p>
+      <w:pPr>
+        <w:spacing w:after="40" w:before="0"/>
+      </w:pPr>
+      <w:r>
+        <w:rPr>
+          <w:b/>
+          <w:bCs/>
+        </w:rPr>
+        <w:t xml:space="preserve">7. B. 3 miles</w:t>
       </w:r>
     </w:p>
     <w:p>
@@ -1914,7 +1808,7 @@
         <w:spacing w:after="20" w:before="0"/>
       </w:pPr>
       <w:r>
-        <w:t xml:space="preserve">     4 1/2 = 9/2 and 1 1/2 = 3/2. So 9/2 ÷ 3/2 = 9/2 × 2/3 = 18/6 = 3 watches.</w:t>
+        <w:t xml:space="preserve">     2 1/4 = 9/4. Three fourths of the route is 9/4 miles, so one fourth is 9/4 ÷ 3 = 3/4 mile and the whole route (4 fourths) is 4 × 3/4 = 3 miles. Shortcut: 9/4 × 4/3 = 36/12 = 3. Check: 3/4 × 3 = 9/4 = 2 1/4.</w:t>
       </w:r>
     </w:p>
     <w:p>
@@ -1926,19 +1820,19 @@
           <w:i/>
           <w:iCs/>
         </w:rPr>
-        <w:t xml:space="preserve">     Watch for: A common mistake in Divide Mixed Numbers is dividing the whole-number parts and fraction parts separately instead of converting first — for example, treating 4 1/2 ÷ 1 1/2 as (4 ÷ 1) + (1/2 ÷ 1/2) = 5. Always convert each mixed number to one improper fraction first, then divide using Keep, Change, Flip: 4 1/2 ÷ 1 1/2 = 9/2 ÷ 3/2 = 9/2 × 2/3 = 3.</w:t>
-      </w:r>
-    </w:p>
-    <w:p>
-      <w:pPr>
-        <w:spacing w:after="40" w:before="0"/>
-      </w:pPr>
-      <w:r>
-        <w:rPr>
-          <w:b/>
-          <w:bCs/>
-        </w:rPr>
-        <w:t xml:space="preserve">8. A. 2</w:t>
+        <w:t xml:space="preserve">     Watch for: A common mistake in Divide Mixed Numbers is dividing the whole-number parts and fraction parts separately instead of converting first — for example, treating 4 1/2 ÷ 1 1/2 as (4 ÷ 1) + (1/2 ÷ 1/2) = 5. Always convert each mixed number to one improper fraction first, then divide using the reciprocal shortcut: 4 1/2 ÷ 1 1/2 = 9/2 ÷ 3/2 = 9/2 × 2/3 = 3.</w:t>
+      </w:r>
+    </w:p>
+    <w:p>
+      <w:pPr>
+        <w:spacing w:after="40" w:before="0"/>
+      </w:pPr>
+      <w:r>
+        <w:rPr>
+          <w:b/>
+          <w:bCs/>
+        </w:rPr>
+        <w:t xml:space="preserve">8. C. 3 cups</w:t>
       </w:r>
     </w:p>
     <w:p>
@@ -1946,7 +1840,7 @@
         <w:spacing w:after="20" w:before="0"/>
       </w:pPr>
       <w:r>
-        <w:t xml:space="preserve">     3 ÷ 1 1/2 = 3 ÷ 3/2 = 3 × 2/3 = 6/3 = 2 sections.</w:t>
+        <w:t xml:space="preserve">     4 1/2 = 9/2 and 1 1/2 = 3/2. One and a half kits hold 9/2 cups, so half a kit holds 9/2 ÷ 3 = 3/2 cups and a whole kit holds 2 × 3/2 = 3 cups. Shortcut: 9/2 × 2/3 = 18/6 = 3. Check: 1 1/2 × 3 = 4 1/2.</w:t>
       </w:r>
     </w:p>
     <w:p>
@@ -1958,19 +1852,19 @@
           <w:i/>
           <w:iCs/>
         </w:rPr>
-        <w:t xml:space="preserve">     Watch for: A common mistake in Divide Mixed Numbers is dividing the whole-number parts and fraction parts separately instead of converting first — for example, treating 4 1/2 ÷ 1 1/2 as (4 ÷ 1) + (1/2 ÷ 1/2) = 5. Always convert each mixed number to one improper fraction first, then divide using Keep, Change, Flip: 4 1/2 ÷ 1 1/2 = 9/2 ÷ 3/2 = 9/2 × 2/3 = 3.</w:t>
-      </w:r>
-    </w:p>
-    <w:p>
-      <w:pPr>
-        <w:spacing w:after="40" w:before="0"/>
-      </w:pPr>
-      <w:r>
-        <w:rPr>
-          <w:b/>
-          <w:bCs/>
-        </w:rPr>
-        <w:t xml:space="preserve">9. A. 3</w:t>
+        <w:t xml:space="preserve">     Watch for: A common mistake in Divide Mixed Numbers is dividing the whole-number parts and fraction parts separately instead of converting first — for example, treating 4 1/2 ÷ 1 1/2 as (4 ÷ 1) + (1/2 ÷ 1/2) = 5. Always convert each mixed number to one improper fraction first, then divide using the reciprocal shortcut: 4 1/2 ÷ 1 1/2 = 9/2 ÷ 3/2 = 9/2 × 2/3 = 3.</w:t>
+      </w:r>
+    </w:p>
+    <w:p>
+      <w:pPr>
+        <w:spacing w:after="40" w:before="0"/>
+      </w:pPr>
+      <w:r>
+        <w:rPr>
+          <w:b/>
+          <w:bCs/>
+        </w:rPr>
+        <w:t xml:space="preserve">9. B. 3</w:t>
       </w:r>
     </w:p>
     <w:p>
@@ -1978,7 +1872,7 @@
         <w:spacing w:after="20" w:before="0"/>
       </w:pPr>
       <w:r>
-        <w:t xml:space="preserve">     7 1/2 = 15/2 and 2 1/2 = 5/2. So 15/2 ÷ 5/2 = 15/2 × 2/5 = 30/10 = 3 doorways.</w:t>
+        <w:t xml:space="preserve">     4 1/2 = 9/2 and 1 1/2 = 3/2. So 9/2 ÷ 3/2 = 9/2 × 2/3 = 18/6 = 3 watches.</w:t>
       </w:r>
     </w:p>
     <w:p>
@@ -1990,19 +1884,19 @@
           <w:i/>
           <w:iCs/>
         </w:rPr>
-        <w:t xml:space="preserve">     Watch for: A common mistake in Divide Mixed Numbers is dividing the whole-number parts and fraction parts separately instead of converting first — for example, treating 4 1/2 ÷ 1 1/2 as (4 ÷ 1) + (1/2 ÷ 1/2) = 5. Always convert each mixed number to one improper fraction first, then divide using Keep, Change, Flip: 4 1/2 ÷ 1 1/2 = 9/2 ÷ 3/2 = 9/2 × 2/3 = 3.</w:t>
-      </w:r>
-    </w:p>
-    <w:p>
-      <w:pPr>
-        <w:spacing w:after="40" w:before="0"/>
-      </w:pPr>
-      <w:r>
-        <w:rPr>
-          <w:b/>
-          <w:bCs/>
-        </w:rPr>
-        <w:t xml:space="preserve">10. Matches:</w:t>
+        <w:t xml:space="preserve">     Watch for: A common mistake in Divide Mixed Numbers is dividing the whole-number parts and fraction parts separately instead of converting first — for example, treating 4 1/2 ÷ 1 1/2 as (4 ÷ 1) + (1/2 ÷ 1/2) = 5. Always convert each mixed number to one improper fraction first, then divide using the reciprocal shortcut: 4 1/2 ÷ 1 1/2 = 9/2 ÷ 3/2 = 9/2 × 2/3 = 3.</w:t>
+      </w:r>
+    </w:p>
+    <w:p>
+      <w:pPr>
+        <w:spacing w:after="40" w:before="0"/>
+      </w:pPr>
+      <w:r>
+        <w:rPr>
+          <w:b/>
+          <w:bCs/>
+        </w:rPr>
+        <w:t xml:space="preserve">10. B. 2</w:t>
       </w:r>
     </w:p>
     <w:p>
@@ -2010,39 +1904,19 @@
         <w:spacing w:after="20" w:before="0"/>
       </w:pPr>
       <w:r>
-        <w:t xml:space="preserve">     5 1/4 → 21/4</w:t>
-      </w:r>
-    </w:p>
-    <w:p>
-      <w:pPr>
-        <w:spacing w:after="20" w:before="0"/>
-      </w:pPr>
-      <w:r>
-        <w:t xml:space="preserve">     2 3/5 → 13/5</w:t>
-      </w:r>
-    </w:p>
-    <w:p>
-      <w:pPr>
-        <w:spacing w:after="20" w:before="0"/>
-      </w:pPr>
-      <w:r>
-        <w:t xml:space="preserve">     3 1/6 → 19/6</w:t>
-      </w:r>
-    </w:p>
-    <w:p>
-      <w:pPr>
-        <w:spacing w:after="20" w:before="0"/>
-      </w:pPr>
-      <w:r>
-        <w:t xml:space="preserve">     4 2/3 → 14/3</w:t>
-      </w:r>
-    </w:p>
-    <w:p>
-      <w:pPr>
-        <w:spacing w:after="40" w:before="0"/>
-      </w:pPr>
-      <w:r>
-        <w:t xml:space="preserve"/>
+        <w:t xml:space="preserve">     3 ÷ 1 1/2 = 3 ÷ 3/2 = 3 × 2/3 = 6/3 = 2 sections.</w:t>
+      </w:r>
+    </w:p>
+    <w:p>
+      <w:pPr>
+        <w:spacing w:after="80" w:before="0"/>
+      </w:pPr>
+      <w:r>
+        <w:rPr>
+          <w:i/>
+          <w:iCs/>
+        </w:rPr>
+        <w:t xml:space="preserve">     Watch for: A common mistake in Divide Mixed Numbers is dividing the whole-number parts and fraction parts separately instead of converting first — for example, treating 4 1/2 ÷ 1 1/2 as (4 ÷ 1) + (1/2 ÷ 1/2) = 5. Always convert each mixed number to one improper fraction first, then divide using the reciprocal shortcut: 4 1/2 ÷ 1 1/2 = 9/2 ÷ 3/2 = 9/2 × 2/3 = 3.</w:t>
       </w:r>
     </w:p>
     <w:sectPr>
@@ -2231,7 +2105,14 @@
 <file path=word/styles.xml><?xml version="1.0" encoding="utf-8"?>
 <w:styles xmlns:mc="http://schemas.openxmlformats.org/markup-compatibility/2006" xmlns:r="http://schemas.openxmlformats.org/officeDocument/2006/relationships" xmlns:w="http://schemas.openxmlformats.org/wordprocessingml/2006/main" xmlns:w14="http://schemas.microsoft.com/office/word/2010/wordml" xmlns:w15="http://schemas.microsoft.com/office/word/2012/wordml" mc:Ignorable="w14 w15">
   <w:docDefaults>
-    <w:rPrDefault/>
+    <w:rPrDefault>
+      <w:rPr>
+        <w:rFonts w:ascii="Arial" w:cs="Arial" w:eastAsia="Arial" w:hAnsi="Arial"/>
+        <w:sz w:val="22"/>
+        <w:szCs w:val="22"/>
+        <w:lang w:val="en-US"/>
+      </w:rPr>
+    </w:rPrDefault>
     <w:pPrDefault/>
   </w:docDefaults>
   <w:style w:type="paragraph" w:styleId="Title">
@@ -2249,10 +2130,16 @@
     <w:basedOn w:val="Normal"/>
     <w:next w:val="Normal"/>
     <w:qFormat/>
+    <w:pPr>
+      <w:keepNext/>
+    </w:pPr>
     <w:rPr>
-      <w:color w:val="2E74B5"/>
-      <w:sz w:val="32"/>
-      <w:szCs w:val="32"/>
+      <w:rFonts w:ascii="Arial" w:cs="Arial" w:eastAsia="Arial" w:hAnsi="Arial"/>
+      <w:b/>
+      <w:bCs/>
+      <w:color w:val="183E56"/>
+      <w:sz w:val="34"/>
+      <w:szCs w:val="34"/>
     </w:rPr>
   </w:style>
   <w:style w:type="paragraph" w:styleId="Heading2">
@@ -2260,8 +2147,14 @@
     <w:basedOn w:val="Normal"/>
     <w:next w:val="Normal"/>
     <w:qFormat/>
+    <w:pPr>
+      <w:keepNext/>
+    </w:pPr>
     <w:rPr>
-      <w:color w:val="2E74B5"/>
+      <w:rFonts w:ascii="Arial" w:cs="Arial" w:eastAsia="Arial" w:hAnsi="Arial"/>
+      <w:b/>
+      <w:bCs/>
+      <w:color w:val="176B70"/>
       <w:sz w:val="26"/>
       <w:szCs w:val="26"/>
     </w:rPr>

--- a/lessons/6-10/homework.docx
+++ b/lessons/6-10/homework.docx
@@ -1519,404 +1519,6 @@
           <w:color w:val="BBBBBB"/>
         </w:rPr>
         <w:t xml:space="preserve">______________________________________________________________________</w:t>
-      </w:r>
-    </w:p>
-    <w:p>
-      <w:r>
-        <w:br w:type="page"/>
-      </w:r>
-    </w:p>
-    <w:p>
-      <w:pPr>
-        <w:pStyle w:val="Heading1"/>
-        <w:spacing w:after="120"/>
-      </w:pPr>
-      <w:r>
-        <w:rPr>
-          <w:b/>
-          <w:bCs/>
-        </w:rPr>
-        <w:t xml:space="preserve">Answer Key (Teacher)</w:t>
-      </w:r>
-    </w:p>
-    <w:p>
-      <w:pPr>
-        <w:spacing w:after="40" w:before="0"/>
-      </w:pPr>
-      <w:r>
-        <w:rPr>
-          <w:b/>
-          <w:bCs/>
-        </w:rPr>
-        <w:t xml:space="preserve">1. B. 2</w:t>
-      </w:r>
-    </w:p>
-    <w:p>
-      <w:pPr>
-        <w:spacing w:after="20" w:before="0"/>
-      </w:pPr>
-      <w:r>
-        <w:t xml:space="preserve">     1 1/2 = 3/2. Then 3/2 ÷ 3/4 = 3/2 × 4/3 = 12/6 = 2.</w:t>
-      </w:r>
-    </w:p>
-    <w:p>
-      <w:pPr>
-        <w:spacing w:after="80" w:before="0"/>
-      </w:pPr>
-      <w:r>
-        <w:rPr>
-          <w:i/>
-          <w:iCs/>
-        </w:rPr>
-        <w:t xml:space="preserve">     Watch for: A common mistake in Divide Mixed Numbers is dividing the whole-number parts and fraction parts separately instead of converting first — for example, treating 4 1/2 ÷ 1 1/2 as (4 ÷ 1) + (1/2 ÷ 1/2) = 5. Always convert each mixed number to one improper fraction first, then divide using the reciprocal shortcut: 4 1/2 ÷ 1 1/2 = 9/2 ÷ 3/2 = 9/2 × 2/3 = 3.</w:t>
-      </w:r>
-    </w:p>
-    <w:p>
-      <w:pPr>
-        <w:spacing w:after="40" w:before="0"/>
-      </w:pPr>
-      <w:r>
-        <w:rPr>
-          <w:b/>
-          <w:bCs/>
-        </w:rPr>
-        <w:t xml:space="preserve">2. C. 17/5</w:t>
-      </w:r>
-    </w:p>
-    <w:p>
-      <w:pPr>
-        <w:spacing w:after="20" w:before="0"/>
-      </w:pPr>
-      <w:r>
-        <w:t xml:space="preserve">     3 × 5 = 15, then 15 + 2 = 17. So 3 2/5 = 17/5.</w:t>
-      </w:r>
-    </w:p>
-    <w:p>
-      <w:pPr>
-        <w:spacing w:after="80" w:before="0"/>
-      </w:pPr>
-      <w:r>
-        <w:rPr>
-          <w:i/>
-          <w:iCs/>
-        </w:rPr>
-        <w:t xml:space="preserve">     Watch for: A common mistake in Divide Mixed Numbers is dividing the whole-number parts and fraction parts separately instead of converting first — for example, treating 4 1/2 ÷ 1 1/2 as (4 ÷ 1) + (1/2 ÷ 1/2) = 5. Always convert each mixed number to one improper fraction first, then divide using the reciprocal shortcut: 4 1/2 ÷ 1 1/2 = 9/2 ÷ 3/2 = 9/2 × 2/3 = 3.</w:t>
-      </w:r>
-    </w:p>
-    <w:p>
-      <w:pPr>
-        <w:spacing w:after="40" w:before="0"/>
-      </w:pPr>
-      <w:r>
-        <w:rPr>
-          <w:b/>
-          <w:bCs/>
-        </w:rPr>
-        <w:t xml:space="preserve">3. Convert each mixed number to an improper fraction, then divide.</w:t>
-      </w:r>
-    </w:p>
-    <w:p>
-      <w:pPr>
-        <w:spacing w:after="20" w:before="0"/>
-      </w:pPr>
-      <w:r>
-        <w:t xml:space="preserve">      → 14</w:t>
-      </w:r>
-    </w:p>
-    <w:p>
-      <w:pPr>
-        <w:spacing w:after="20" w:before="0"/>
-      </w:pPr>
-      <w:r>
-        <w:t xml:space="preserve">      → 3 1/2</w:t>
-      </w:r>
-    </w:p>
-    <w:p>
-      <w:pPr>
-        <w:spacing w:after="20" w:before="0"/>
-      </w:pPr>
-      <w:r>
-        <w:t xml:space="preserve">      → 2</w:t>
-      </w:r>
-    </w:p>
-    <w:p>
-      <w:pPr>
-        <w:spacing w:after="20" w:before="0"/>
-      </w:pPr>
-      <w:r>
-        <w:t xml:space="preserve">      → 7</w:t>
-      </w:r>
-    </w:p>
-    <w:p>
-      <w:pPr>
-        <w:spacing w:after="40" w:before="0"/>
-      </w:pPr>
-      <w:r>
-        <w:t xml:space="preserve"/>
-      </w:r>
-    </w:p>
-    <w:p>
-      <w:pPr>
-        <w:spacing w:after="40" w:before="0"/>
-      </w:pPr>
-      <w:r>
-        <w:rPr>
-          <w:b/>
-          <w:bCs/>
-        </w:rPr>
-        <w:t xml:space="preserve">4. Matches:</w:t>
-      </w:r>
-    </w:p>
-    <w:p>
-      <w:pPr>
-        <w:spacing w:after="20" w:before="0"/>
-      </w:pPr>
-      <w:r>
-        <w:t xml:space="preserve">     2 1/4 ÷ 3/4 → 3</w:t>
-      </w:r>
-    </w:p>
-    <w:p>
-      <w:pPr>
-        <w:spacing w:after="20" w:before="0"/>
-      </w:pPr>
-      <w:r>
-        <w:t xml:space="preserve">     4 1/2 ÷ 9/8 → 4</w:t>
-      </w:r>
-    </w:p>
-    <w:p>
-      <w:pPr>
-        <w:spacing w:after="20" w:before="0"/>
-      </w:pPr>
-      <w:r>
-        <w:t xml:space="preserve">     1 2/3 ÷ 5/6 → 2</w:t>
-      </w:r>
-    </w:p>
-    <w:p>
-      <w:pPr>
-        <w:spacing w:after="20" w:before="0"/>
-      </w:pPr>
-      <w:r>
-        <w:t xml:space="preserve">     3 1/3 ÷ 2/3 → 5</w:t>
-      </w:r>
-    </w:p>
-    <w:p>
-      <w:pPr>
-        <w:spacing w:after="20" w:before="0"/>
-      </w:pPr>
-      <w:r>
-        <w:t xml:space="preserve">     5 1/4 ÷ 3/4 → 7</w:t>
-      </w:r>
-    </w:p>
-    <w:p>
-      <w:pPr>
-        <w:spacing w:after="20" w:before="0"/>
-      </w:pPr>
-      <w:r>
-        <w:t xml:space="preserve">     1 1/2 ÷ 1/4 → 6</w:t>
-      </w:r>
-    </w:p>
-    <w:p>
-      <w:pPr>
-        <w:spacing w:after="40" w:before="0"/>
-      </w:pPr>
-      <w:r>
-        <w:t xml:space="preserve"/>
-      </w:r>
-    </w:p>
-    <w:p>
-      <w:pPr>
-        <w:spacing w:after="40" w:before="0"/>
-      </w:pPr>
-      <w:r>
-        <w:rPr>
-          <w:b/>
-          <w:bCs/>
-        </w:rPr>
-        <w:t xml:space="preserve">5. C. 3 batches</w:t>
-      </w:r>
-    </w:p>
-    <w:p>
-      <w:pPr>
-        <w:spacing w:after="20" w:before="0"/>
-      </w:pPr>
-      <w:r>
-        <w:t xml:space="preserve">     Convert 2 1/4 = 9/4. Then 2 1/4 ÷ 3/4 = 9/4 × 4/3 = 36/12 = 3 batches.</w:t>
-      </w:r>
-    </w:p>
-    <w:p>
-      <w:pPr>
-        <w:spacing w:after="80" w:before="0"/>
-      </w:pPr>
-      <w:r>
-        <w:rPr>
-          <w:i/>
-          <w:iCs/>
-        </w:rPr>
-        <w:t xml:space="preserve">     Watch for: A common mistake in Divide Mixed Numbers is dividing the whole-number parts and fraction parts separately instead of converting first — for example, treating 4 1/2 ÷ 1 1/2 as (4 ÷ 1) + (1/2 ÷ 1/2) = 5. Always convert each mixed number to one improper fraction first, then divide using the reciprocal shortcut: 4 1/2 ÷ 1 1/2 = 9/2 ÷ 3/2 = 9/2 × 2/3 = 3.</w:t>
-      </w:r>
-    </w:p>
-    <w:p>
-      <w:pPr>
-        <w:spacing w:after="40" w:before="0"/>
-      </w:pPr>
-      <w:r>
-        <w:rPr>
-          <w:b/>
-          <w:bCs/>
-        </w:rPr>
-        <w:t xml:space="preserve">6. Spot the Common Mistake</w:t>
-      </w:r>
-    </w:p>
-    <w:p>
-      <w:pPr>
-        <w:spacing w:after="20" w:before="0"/>
-      </w:pPr>
-      <w:r>
-        <w:t xml:space="preserve">     The mistake is in Step 2.</w:t>
-      </w:r>
-    </w:p>
-    <w:p>
-      <w:pPr>
-        <w:spacing w:after="20" w:before="0"/>
-      </w:pPr>
-      <w:r>
-        <w:t xml:space="preserve">     Correct work: The student divided before converting the mixed number. First convert: 3 1/3 = 10/3. Then 10/3 ÷ 2/3 = 10/3 × 3/2 = 30/6 = 5, not 3 1/2.</w:t>
-      </w:r>
-    </w:p>
-    <w:p>
-      <w:pPr>
-        <w:spacing w:after="80" w:before="0"/>
-      </w:pPr>
-      <w:r>
-        <w:t xml:space="preserve">     Watch for: The break happens at the second step: the student jumped straight to multiplying by the reciprocal while 3 1/3 was still a mixed number, then multiplied only the fraction part. Convert first — 3 1/3 = 10/3 — then 10/3 × 3/2 = 30/6 = 5, not 3 1/2.</w:t>
-      </w:r>
-    </w:p>
-    <w:p>
-      <w:pPr>
-        <w:spacing w:after="40" w:before="0"/>
-      </w:pPr>
-      <w:r>
-        <w:rPr>
-          <w:b/>
-          <w:bCs/>
-        </w:rPr>
-        <w:t xml:space="preserve">7. B. 3 miles</w:t>
-      </w:r>
-    </w:p>
-    <w:p>
-      <w:pPr>
-        <w:spacing w:after="20" w:before="0"/>
-      </w:pPr>
-      <w:r>
-        <w:t xml:space="preserve">     2 1/4 = 9/4. Three fourths of the route is 9/4 miles, so one fourth is 9/4 ÷ 3 = 3/4 mile and the whole route (4 fourths) is 4 × 3/4 = 3 miles. Shortcut: 9/4 × 4/3 = 36/12 = 3. Check: 3/4 × 3 = 9/4 = 2 1/4.</w:t>
-      </w:r>
-    </w:p>
-    <w:p>
-      <w:pPr>
-        <w:spacing w:after="80" w:before="0"/>
-      </w:pPr>
-      <w:r>
-        <w:rPr>
-          <w:i/>
-          <w:iCs/>
-        </w:rPr>
-        <w:t xml:space="preserve">     Watch for: A common mistake in Divide Mixed Numbers is dividing the whole-number parts and fraction parts separately instead of converting first — for example, treating 4 1/2 ÷ 1 1/2 as (4 ÷ 1) + (1/2 ÷ 1/2) = 5. Always convert each mixed number to one improper fraction first, then divide using the reciprocal shortcut: 4 1/2 ÷ 1 1/2 = 9/2 ÷ 3/2 = 9/2 × 2/3 = 3.</w:t>
-      </w:r>
-    </w:p>
-    <w:p>
-      <w:pPr>
-        <w:spacing w:after="40" w:before="0"/>
-      </w:pPr>
-      <w:r>
-        <w:rPr>
-          <w:b/>
-          <w:bCs/>
-        </w:rPr>
-        <w:t xml:space="preserve">8. C. 3 cups</w:t>
-      </w:r>
-    </w:p>
-    <w:p>
-      <w:pPr>
-        <w:spacing w:after="20" w:before="0"/>
-      </w:pPr>
-      <w:r>
-        <w:t xml:space="preserve">     4 1/2 = 9/2 and 1 1/2 = 3/2. One and a half kits hold 9/2 cups, so half a kit holds 9/2 ÷ 3 = 3/2 cups and a whole kit holds 2 × 3/2 = 3 cups. Shortcut: 9/2 × 2/3 = 18/6 = 3. Check: 1 1/2 × 3 = 4 1/2.</w:t>
-      </w:r>
-    </w:p>
-    <w:p>
-      <w:pPr>
-        <w:spacing w:after="80" w:before="0"/>
-      </w:pPr>
-      <w:r>
-        <w:rPr>
-          <w:i/>
-          <w:iCs/>
-        </w:rPr>
-        <w:t xml:space="preserve">     Watch for: A common mistake in Divide Mixed Numbers is dividing the whole-number parts and fraction parts separately instead of converting first — for example, treating 4 1/2 ÷ 1 1/2 as (4 ÷ 1) + (1/2 ÷ 1/2) = 5. Always convert each mixed number to one improper fraction first, then divide using the reciprocal shortcut: 4 1/2 ÷ 1 1/2 = 9/2 ÷ 3/2 = 9/2 × 2/3 = 3.</w:t>
-      </w:r>
-    </w:p>
-    <w:p>
-      <w:pPr>
-        <w:spacing w:after="40" w:before="0"/>
-      </w:pPr>
-      <w:r>
-        <w:rPr>
-          <w:b/>
-          <w:bCs/>
-        </w:rPr>
-        <w:t xml:space="preserve">9. B. 3</w:t>
-      </w:r>
-    </w:p>
-    <w:p>
-      <w:pPr>
-        <w:spacing w:after="20" w:before="0"/>
-      </w:pPr>
-      <w:r>
-        <w:t xml:space="preserve">     4 1/2 = 9/2 and 1 1/2 = 3/2. So 9/2 ÷ 3/2 = 9/2 × 2/3 = 18/6 = 3 watches.</w:t>
-      </w:r>
-    </w:p>
-    <w:p>
-      <w:pPr>
-        <w:spacing w:after="80" w:before="0"/>
-      </w:pPr>
-      <w:r>
-        <w:rPr>
-          <w:i/>
-          <w:iCs/>
-        </w:rPr>
-        <w:t xml:space="preserve">     Watch for: A common mistake in Divide Mixed Numbers is dividing the whole-number parts and fraction parts separately instead of converting first — for example, treating 4 1/2 ÷ 1 1/2 as (4 ÷ 1) + (1/2 ÷ 1/2) = 5. Always convert each mixed number to one improper fraction first, then divide using the reciprocal shortcut: 4 1/2 ÷ 1 1/2 = 9/2 ÷ 3/2 = 9/2 × 2/3 = 3.</w:t>
-      </w:r>
-    </w:p>
-    <w:p>
-      <w:pPr>
-        <w:spacing w:after="40" w:before="0"/>
-      </w:pPr>
-      <w:r>
-        <w:rPr>
-          <w:b/>
-          <w:bCs/>
-        </w:rPr>
-        <w:t xml:space="preserve">10. B. 2</w:t>
-      </w:r>
-    </w:p>
-    <w:p>
-      <w:pPr>
-        <w:spacing w:after="20" w:before="0"/>
-      </w:pPr>
-      <w:r>
-        <w:t xml:space="preserve">     3 ÷ 1 1/2 = 3 ÷ 3/2 = 3 × 2/3 = 6/3 = 2 sections.</w:t>
-      </w:r>
-    </w:p>
-    <w:p>
-      <w:pPr>
-        <w:spacing w:after="80" w:before="0"/>
-      </w:pPr>
-      <w:r>
-        <w:rPr>
-          <w:i/>
-          <w:iCs/>
-        </w:rPr>
-        <w:t xml:space="preserve">     Watch for: A common mistake in Divide Mixed Numbers is dividing the whole-number parts and fraction parts separately instead of converting first — for example, treating 4 1/2 ÷ 1 1/2 as (4 ÷ 1) + (1/2 ÷ 1/2) = 5. Always convert each mixed number to one improper fraction first, then divide using the reciprocal shortcut: 4 1/2 ÷ 1 1/2 = 9/2 ÷ 3/2 = 9/2 × 2/3 = 3.</w:t>
       </w:r>
     </w:p>
     <w:sectPr>
